--- a/Lab-Manjaro/13-S1-2024B/salida/13_1.docx
+++ b/Lab-Manjaro/13-S1-2024B/salida/13_1.docx
@@ -255,7 +255,7 @@
               <a:graphicData uri="http://schemas.openxmlformats.org/drawingml/2006/picture">
                 <pic:pic>
                   <pic:nvPicPr>
-                    <pic:cNvPr descr="media/supplements1/exercise1/tabla_opcion_a.png" id="26" name="Picture"/>
+                    <pic:cNvPr descr="media/supplements1/exercise1/tabla_opcion_b.png" id="26" name="Picture"/>
                     <pic:cNvPicPr>
                       <a:picLocks noChangeArrowheads="1" noChangeAspect="1"/>
                     </pic:cNvPicPr>
@@ -305,7 +305,7 @@
               <a:graphicData uri="http://schemas.openxmlformats.org/drawingml/2006/picture">
                 <pic:pic>
                   <pic:nvPicPr>
-                    <pic:cNvPr descr="media/supplements1/exercise1/tabla_opcion_d.png" id="29" name="Picture"/>
+                    <pic:cNvPr descr="media/supplements1/exercise1/tabla_opcion_c.png" id="29" name="Picture"/>
                     <pic:cNvPicPr>
                       <a:picLocks noChangeArrowheads="1" noChangeAspect="1"/>
                     </pic:cNvPicPr>
@@ -355,7 +355,7 @@
               <a:graphicData uri="http://schemas.openxmlformats.org/drawingml/2006/picture">
                 <pic:pic>
                   <pic:nvPicPr>
-                    <pic:cNvPr descr="media/supplements1/exercise1/tabla_opcion_c.png" id="32" name="Picture"/>
+                    <pic:cNvPr descr="media/supplements1/exercise1/tabla_opcion_a.png" id="32" name="Picture"/>
                     <pic:cNvPicPr>
                       <a:picLocks noChangeArrowheads="1" noChangeAspect="1"/>
                     </pic:cNvPicPr>
@@ -405,7 +405,7 @@
               <a:graphicData uri="http://schemas.openxmlformats.org/drawingml/2006/picture">
                 <pic:pic>
                   <pic:nvPicPr>
-                    <pic:cNvPr descr="media/supplements1/exercise1/tabla_opcion_b.png" id="35" name="Picture"/>
+                    <pic:cNvPr descr="media/supplements1/exercise1/tabla_opcion_d.png" id="35" name="Picture"/>
                     <pic:cNvPicPr>
                       <a:picLocks noChangeArrowheads="1" noChangeAspect="1"/>
                     </pic:cNvPicPr>
@@ -532,7 +532,7 @@
           <m:t>=</m:t>
         </m:r>
         <m:r>
-          <m:t>6</m:t>
+          <m:t>4</m:t>
         </m:r>
       </m:oMath>
       <w:r>
@@ -546,7 +546,7 @@
           <w:b/>
           <w:bCs/>
         </w:rPr>
-        <w:t xml:space="preserve">0,30</w:t>
+        <w:t xml:space="preserve">0,25</w:t>
       </w:r>
       <w:r>
         <w:t xml:space="preserve">.</w:t>
@@ -576,7 +576,7 @@
           <m:t>=</m:t>
         </m:r>
         <m:r>
-          <m:t>6</m:t>
+          <m:t>4</m:t>
         </m:r>
       </m:oMath>
       <w:r>
@@ -599,7 +599,7 @@
           <m:t>=</m:t>
         </m:r>
         <m:r>
-          <m:t>12</m:t>
+          <m:t>10</m:t>
         </m:r>
       </m:oMath>
       <w:r>
@@ -613,7 +613,7 @@
           <w:b/>
           <w:bCs/>
         </w:rPr>
-        <w:t xml:space="preserve">0,41</w:t>
+        <w:t xml:space="preserve">0,50</w:t>
       </w:r>
       <w:r>
         <w:t xml:space="preserve">.</w:t>
@@ -643,7 +643,7 @@
           <m:t>=</m:t>
         </m:r>
         <m:r>
-          <m:t>12</m:t>
+          <m:t>10</m:t>
         </m:r>
       </m:oMath>
       <w:r>
@@ -680,7 +680,7 @@
           <w:b/>
           <w:bCs/>
         </w:rPr>
-        <w:t xml:space="preserve">0,30</w:t>
+        <w:t xml:space="preserve">0,25</w:t>
       </w:r>
       <w:r>
         <w:t xml:space="preserve">.</w:t>
@@ -761,7 +761,7 @@
           <m:t>≤</m:t>
         </m:r>
         <m:r>
-          <m:t>6</m:t>
+          <m:t>4</m:t>
         </m:r>
       </m:oMath>
     </w:p>
@@ -773,7 +773,7 @@
         </w:numPr>
       </w:pPr>
       <w:r>
-        <w:t xml:space="preserve">0,30</w:t>
+        <w:t xml:space="preserve">0,25</w:t>
       </w:r>
     </w:p>
     <w:p>
@@ -785,7 +785,7 @@
       </w:pPr>
       <m:oMath>
         <m:r>
-          <m:t>6</m:t>
+          <m:t>4</m:t>
         </m:r>
         <m:r>
           <m:rPr>
@@ -803,7 +803,7 @@
           <m:t>≤</m:t>
         </m:r>
         <m:r>
-          <m:t>12</m:t>
+          <m:t>10</m:t>
         </m:r>
       </m:oMath>
     </w:p>
@@ -815,7 +815,7 @@
         </w:numPr>
       </w:pPr>
       <w:r>
-        <w:t xml:space="preserve">0,41</w:t>
+        <w:t xml:space="preserve">0,50</w:t>
       </w:r>
     </w:p>
     <w:p>
@@ -827,7 +827,7 @@
       </w:pPr>
       <m:oMath>
         <m:r>
-          <m:t>12</m:t>
+          <m:t>10</m:t>
         </m:r>
         <m:r>
           <m:rPr>
@@ -857,7 +857,7 @@
         </w:numPr>
       </w:pPr>
       <w:r>
-        <w:t xml:space="preserve">0,30</w:t>
+        <w:t xml:space="preserve">0,25</w:t>
       </w:r>
     </w:p>
     <w:p>
@@ -904,7 +904,7 @@
         <w:t xml:space="preserve"> </w:t>
       </w:r>
       <w:r>
-        <w:t xml:space="preserve">Una de las tablas muestra cómo la probabilidad se va sumando (0,30, 0,71, 1,00), lo cual es una interpretación incorrecta del gráfico.</w:t>
+        <w:t xml:space="preserve">Una de las tablas muestra cómo la probabilidad se va sumando (0,25, 0,75, 1,00), lo cual es una interpretación incorrecta del gráfico.</w:t>
       </w:r>
     </w:p>
     <w:p>
@@ -950,7 +950,7 @@
           <m:t>≤</m:t>
         </m:r>
         <m:r>
-          <m:t>12</m:t>
+          <m:t>10</m:t>
         </m:r>
       </m:oMath>
       <w:r>
@@ -997,39 +997,6 @@
         </w:numPr>
       </w:pPr>
       <w:r>
-        <w:t xml:space="preserve">Correcto. Esta tabla representa exactamente los tres intervalos y sus probabilidades correspondientes como se muestra en el gráfico.</w:t>
-      </w:r>
-    </w:p>
-    <w:p>
-      <w:pPr>
-        <w:numPr>
-          <w:ilvl w:val="1"/>
-          <w:numId w:val="1005"/>
-        </w:numPr>
-      </w:pPr>
-      <w:r>
-        <w:t xml:space="preserve">Incorrecto. No coincide con la asignación de probabilidades del gráfico.</w:t>
-      </w:r>
-    </w:p>
-    <w:p>
-      <w:pPr>
-        <w:numPr>
-          <w:ilvl w:val="1"/>
-          <w:numId w:val="1005"/>
-        </w:numPr>
-      </w:pPr>
-      <w:r>
-        <w:t xml:space="preserve">Incorrecto. Intercambia los valores asignando el central a los laterales.</w:t>
-      </w:r>
-    </w:p>
-    <w:p>
-      <w:pPr>
-        <w:numPr>
-          <w:ilvl w:val="1"/>
-          <w:numId w:val="1005"/>
-        </w:numPr>
-      </w:pPr>
-      <w:r>
         <w:t xml:space="preserve">Incorrecto. Usa intervalos acumulativos (0</w:t>
       </w:r>
       <w:r>
@@ -1133,6 +1100,39 @@
       </w:r>
       <w:r>
         <w:t xml:space="preserve">c) y una columna acumulada; no corresponde a las tres secciones individuales.</w:t>
+      </w:r>
+    </w:p>
+    <w:p>
+      <w:pPr>
+        <w:numPr>
+          <w:ilvl w:val="1"/>
+          <w:numId w:val="1005"/>
+        </w:numPr>
+      </w:pPr>
+      <w:r>
+        <w:t xml:space="preserve">Incorrecto. Intercambia los valores asignando el central a los laterales.</w:t>
+      </w:r>
+    </w:p>
+    <w:p>
+      <w:pPr>
+        <w:numPr>
+          <w:ilvl w:val="1"/>
+          <w:numId w:val="1005"/>
+        </w:numPr>
+      </w:pPr>
+      <w:r>
+        <w:t xml:space="preserve">Correcto. Esta tabla representa exactamente los tres intervalos y sus probabilidades correspondientes como se muestra en el gráfico.</w:t>
+      </w:r>
+    </w:p>
+    <w:p>
+      <w:pPr>
+        <w:numPr>
+          <w:ilvl w:val="1"/>
+          <w:numId w:val="1005"/>
+        </w:numPr>
+      </w:pPr>
+      <w:r>
+        <w:t xml:space="preserve">Incorrecto. No coincide con la asignación de probabilidades del gráfico.</w:t>
       </w:r>
     </w:p>
     <w:bookmarkEnd w:id="36"/>
